--- a/Deliverables/OFDM_JCAS_Technical_Documentation.docx
+++ b/Deliverables/OFDM_JCAS_Technical_Documentation.docx
@@ -4953,8 +4953,55 @@
       </w:r>
       <w:proofErr w:type="gramEnd"/>
       <w:r>
-        <w:t>) truncation, explicit saturation. (fixed_to_decimal.py is an empty stub - the inverse, x / 2^F, still needs writing for the fixed-point receive path.)</w:t>
-      </w:r>
+        <w:t>) truncation, explicit saturation. (fixed_to_decimal.py is an empty stub - the inverse, x / 2^F,</w:t>
+      </w:r>
+    </w:p>
+    <w:p>
+      <w:pPr>
+        <w:spacing w:after="120"/>
+      </w:pPr>
+    </w:p>
+    <w:p>
+      <w:pPr>
+        <w:spacing w:after="120"/>
+      </w:pPr>
+      <w:proofErr w:type="spellStart"/>
+      <w:r>
+        <w:t>fixed_point_to_dec</w:t>
+      </w:r>
+      <w:proofErr w:type="spellEnd"/>
+      <w:r>
+        <w:t>(</w:t>
+      </w:r>
+      <w:proofErr w:type="gramStart"/>
+      <w:r>
+        <w:t>x,_</w:t>
+      </w:r>
+      <w:proofErr w:type="spellStart"/>
+      <w:r>
+        <w:t>fixed,F</w:t>
+      </w:r>
+      <w:proofErr w:type="gramEnd"/>
+      <w:r>
+        <w:t>,W</w:t>
+      </w:r>
+      <w:proofErr w:type="spellEnd"/>
+      <w:r>
+        <w:t xml:space="preserve">): converts fixed point representations into decimal. Divides </w:t>
+      </w:r>
+      <w:proofErr w:type="spellStart"/>
+      <w:r>
+        <w:t>x_fixed</w:t>
+      </w:r>
+      <w:proofErr w:type="spellEnd"/>
+      <w:r>
+        <w:t xml:space="preserve"> by (2^(F-1) to return </w:t>
+      </w:r>
+      <w:proofErr w:type="spellStart"/>
+      <w:r>
+        <w:t>x_dec</w:t>
+      </w:r>
+      <w:proofErr w:type="spellEnd"/>
     </w:p>
     <w:p>
       <w:pPr>
@@ -5055,6 +5102,26 @@
       <w:proofErr w:type="gramEnd"/>
       <w:r>
         <w:t xml:space="preserve"> and I/Q are offset by an arbitrary number of samples (bug 7.8).</w:t>
+      </w:r>
+    </w:p>
+    <w:p>
+      <w:pPr>
+        <w:pStyle w:val="ListParagraph"/>
+        <w:numPr>
+          <w:ilvl w:val="0"/>
+          <w:numId w:val="2"/>
+        </w:numPr>
+      </w:pPr>
+      <w:r>
+        <w:t xml:space="preserve">Make sure Scope is set to 500k sample rate as well or else I/Q signal </w:t>
+      </w:r>
+      <w:proofErr w:type="gramStart"/>
+      <w:r>
+        <w:t>wont</w:t>
+      </w:r>
+      <w:proofErr w:type="gramEnd"/>
+      <w:r>
+        <w:t xml:space="preserve"> line up</w:t>
       </w:r>
     </w:p>
     <w:p>
@@ -5854,6 +5921,7 @@
         <w:pStyle w:val="Heading1"/>
       </w:pPr>
       <w:r>
+        <w:lastRenderedPageBreak/>
         <w:t>6. Fixed-Point Budget</w:t>
       </w:r>
     </w:p>
@@ -5862,7 +5930,6 @@
         <w:spacing w:after="120"/>
       </w:pPr>
       <w:r>
-        <w:lastRenderedPageBreak/>
         <w:t>From the BER-vs-(W, F) sweep against the float64 golden chain:</w:t>
       </w:r>
     </w:p>
@@ -5928,10 +5995,927 @@
     </w:p>
     <w:p>
       <w:pPr>
+        <w:spacing w:after="120"/>
+      </w:pPr>
+      <w:r>
+        <w:t>Overflow is when numbers are above the max threshold width for W=16 and F = 13 that leaves 1 sign bit and 2 integer bits which leaves a range of -4 to +4. My simulation is given a 0.4062 peak which gives a 9.85x headroom</w:t>
+      </w:r>
+    </w:p>
+    <w:p>
+      <w:pPr>
+        <w:spacing w:after="120"/>
+      </w:pPr>
+      <w:r>
+        <w:t xml:space="preserve">After </w:t>
+      </w:r>
+      <w:proofErr w:type="gramStart"/>
+      <w:r>
+        <w:t>applying</w:t>
+      </w:r>
+      <w:proofErr w:type="gramEnd"/>
+      <w:r>
+        <w:t xml:space="preserve"> the </w:t>
+      </w:r>
+      <w:proofErr w:type="gramStart"/>
+      <w:r>
+        <w:t>Fixed point</w:t>
+      </w:r>
+      <w:proofErr w:type="gramEnd"/>
+      <w:r>
+        <w:t xml:space="preserve"> representation in Python Simulation, I recorded a BER of 0.0473. ~2% increase from decimal</w:t>
+      </w:r>
+    </w:p>
+    <w:p>
+      <w:pPr>
+        <w:spacing w:after="120"/>
+      </w:pPr>
+    </w:p>
+    <w:p>
+      <w:pPr>
         <w:pStyle w:val="Heading1"/>
       </w:pPr>
       <w:r>
-        <w:t>7. Bug Ledger (what failed, why, and the rule that prevents it)</w:t>
+        <w:t xml:space="preserve">7. </w:t>
+      </w:r>
+      <w:r>
+        <w:t>HDL Implementation</w:t>
+      </w:r>
+    </w:p>
+    <w:p>
+      <w:pPr>
+        <w:pStyle w:val="Heading2"/>
+      </w:pPr>
+      <w:r>
+        <w:t>7</w:t>
+      </w:r>
+      <w:r>
+        <w:t>.1 Setup</w:t>
+      </w:r>
+    </w:p>
+    <w:p>
+      <w:pPr>
+        <w:pStyle w:val="Heading2"/>
+        <w:rPr>
+          <w:b w:val="0"/>
+          <w:bCs w:val="0"/>
+          <w:color w:val="auto"/>
+          <w:sz w:val="21"/>
+          <w:szCs w:val="21"/>
+        </w:rPr>
+      </w:pPr>
+      <w:r>
+        <w:rPr>
+          <w:b w:val="0"/>
+          <w:bCs w:val="0"/>
+          <w:color w:val="auto"/>
+          <w:sz w:val="21"/>
+          <w:szCs w:val="21"/>
+        </w:rPr>
+        <w:t>Af</w:t>
+      </w:r>
+      <w:r>
+        <w:rPr>
+          <w:b w:val="0"/>
+          <w:bCs w:val="0"/>
+          <w:color w:val="auto"/>
+          <w:sz w:val="21"/>
+          <w:szCs w:val="21"/>
+        </w:rPr>
+        <w:t xml:space="preserve">ter fixed point conversion, data are converted into 2-complment to </w:t>
+      </w:r>
+      <w:proofErr w:type="gramStart"/>
+      <w:r>
+        <w:rPr>
+          <w:b w:val="0"/>
+          <w:bCs w:val="0"/>
+          <w:color w:val="auto"/>
+          <w:sz w:val="21"/>
+          <w:szCs w:val="21"/>
+        </w:rPr>
+        <w:t>setup</w:t>
+      </w:r>
+      <w:proofErr w:type="gramEnd"/>
+      <w:r>
+        <w:rPr>
+          <w:b w:val="0"/>
+          <w:bCs w:val="0"/>
+          <w:color w:val="auto"/>
+          <w:sz w:val="21"/>
+          <w:szCs w:val="21"/>
+        </w:rPr>
+        <w:t xml:space="preserve"> testbenches to validate HDL behavior</w:t>
+      </w:r>
+    </w:p>
+    <w:tbl>
+      <w:tblPr>
+        <w:tblW w:w="9355" w:type="dxa"/>
+        <w:tblBorders>
+          <w:top w:val="single" w:sz="4" w:space="0" w:color="auto"/>
+          <w:left w:val="single" w:sz="4" w:space="0" w:color="auto"/>
+          <w:bottom w:val="single" w:sz="4" w:space="0" w:color="auto"/>
+          <w:right w:val="single" w:sz="4" w:space="0" w:color="auto"/>
+          <w:insideH w:val="single" w:sz="4" w:space="0" w:color="auto"/>
+          <w:insideV w:val="single" w:sz="4" w:space="0" w:color="auto"/>
+        </w:tblBorders>
+        <w:tblCellMar>
+          <w:left w:w="10" w:type="dxa"/>
+          <w:right w:w="10" w:type="dxa"/>
+        </w:tblCellMar>
+        <w:tblLook w:val="0000" w:firstRow="0" w:lastRow="0" w:firstColumn="0" w:lastColumn="0" w:noHBand="0" w:noVBand="0"/>
+      </w:tblPr>
+      <w:tblGrid>
+        <w:gridCol w:w="2082"/>
+        <w:gridCol w:w="7273"/>
+      </w:tblGrid>
+      <w:tr>
+        <w:tblPrEx>
+          <w:tblCellMar>
+            <w:top w:w="0" w:type="dxa"/>
+            <w:bottom w:w="0" w:type="dxa"/>
+          </w:tblCellMar>
+        </w:tblPrEx>
+        <w:tc>
+          <w:tcPr>
+            <w:tcW w:w="2082" w:type="dxa"/>
+            <w:tcBorders>
+              <w:top w:val="single" w:sz="4" w:space="0" w:color="BFBFBF"/>
+              <w:left w:val="single" w:sz="4" w:space="0" w:color="BFBFBF"/>
+              <w:bottom w:val="single" w:sz="4" w:space="0" w:color="BFBFBF"/>
+              <w:right w:val="single" w:sz="4" w:space="0" w:color="BFBFBF"/>
+            </w:tcBorders>
+            <w:shd w:val="clear" w:color="auto" w:fill="D9E2F3"/>
+            <w:tcMar>
+              <w:top w:w="60" w:type="dxa"/>
+              <w:left w:w="100" w:type="dxa"/>
+              <w:bottom w:w="60" w:type="dxa"/>
+              <w:right w:w="100" w:type="dxa"/>
+            </w:tcMar>
+          </w:tcPr>
+          <w:p>
+            <w:r>
+              <w:t>File</w:t>
+            </w:r>
+          </w:p>
+        </w:tc>
+        <w:tc>
+          <w:tcPr>
+            <w:tcW w:w="7273" w:type="dxa"/>
+            <w:tcBorders>
+              <w:top w:val="single" w:sz="4" w:space="0" w:color="BFBFBF"/>
+              <w:left w:val="single" w:sz="4" w:space="0" w:color="BFBFBF"/>
+              <w:bottom w:val="single" w:sz="4" w:space="0" w:color="BFBFBF"/>
+              <w:right w:val="single" w:sz="4" w:space="0" w:color="BFBFBF"/>
+            </w:tcBorders>
+            <w:shd w:val="clear" w:color="auto" w:fill="D9E2F3"/>
+            <w:tcMar>
+              <w:top w:w="60" w:type="dxa"/>
+              <w:left w:w="100" w:type="dxa"/>
+              <w:bottom w:w="60" w:type="dxa"/>
+              <w:right w:w="100" w:type="dxa"/>
+            </w:tcMar>
+          </w:tcPr>
+          <w:p>
+            <w:r>
+              <w:rPr>
+                <w:b/>
+                <w:bCs/>
+                <w:sz w:val="18"/>
+                <w:szCs w:val="18"/>
+              </w:rPr>
+              <w:t>Description</w:t>
+            </w:r>
+          </w:p>
+        </w:tc>
+      </w:tr>
+      <w:tr>
+        <w:tblPrEx>
+          <w:tblCellMar>
+            <w:top w:w="0" w:type="dxa"/>
+            <w:bottom w:w="0" w:type="dxa"/>
+          </w:tblCellMar>
+        </w:tblPrEx>
+        <w:tc>
+          <w:tcPr>
+            <w:tcW w:w="2082" w:type="dxa"/>
+            <w:tcBorders>
+              <w:top w:val="single" w:sz="4" w:space="0" w:color="BFBFBF"/>
+              <w:left w:val="single" w:sz="4" w:space="0" w:color="BFBFBF"/>
+              <w:bottom w:val="single" w:sz="4" w:space="0" w:color="BFBFBF"/>
+              <w:right w:val="single" w:sz="4" w:space="0" w:color="BFBFBF"/>
+            </w:tcBorders>
+            <w:tcMar>
+              <w:top w:w="60" w:type="dxa"/>
+              <w:left w:w="100" w:type="dxa"/>
+              <w:bottom w:w="60" w:type="dxa"/>
+              <w:right w:w="100" w:type="dxa"/>
+            </w:tcMar>
+          </w:tcPr>
+          <w:p>
+            <w:r>
+              <w:t>preamble_timing.txt</w:t>
+            </w:r>
+          </w:p>
+        </w:tc>
+        <w:tc>
+          <w:tcPr>
+            <w:tcW w:w="7273" w:type="dxa"/>
+            <w:tcBorders>
+              <w:top w:val="single" w:sz="4" w:space="0" w:color="BFBFBF"/>
+              <w:left w:val="single" w:sz="4" w:space="0" w:color="BFBFBF"/>
+              <w:bottom w:val="single" w:sz="4" w:space="0" w:color="BFBFBF"/>
+              <w:right w:val="single" w:sz="4" w:space="0" w:color="BFBFBF"/>
+            </w:tcBorders>
+            <w:tcMar>
+              <w:top w:w="60" w:type="dxa"/>
+              <w:left w:w="100" w:type="dxa"/>
+              <w:bottom w:w="60" w:type="dxa"/>
+              <w:right w:w="100" w:type="dxa"/>
+            </w:tcMar>
+          </w:tcPr>
+          <w:p>
+            <w:r>
+              <w:rPr>
+                <w:sz w:val="18"/>
+                <w:szCs w:val="18"/>
+              </w:rPr>
+              <w:t xml:space="preserve">64 complex samples of </w:t>
+            </w:r>
+            <w:proofErr w:type="spellStart"/>
+            <w:r>
+              <w:rPr>
+                <w:sz w:val="18"/>
+                <w:szCs w:val="18"/>
+              </w:rPr>
+              <w:t>timing_preamble_gen</w:t>
+            </w:r>
+            <w:proofErr w:type="spellEnd"/>
+            <w:r>
+              <w:rPr>
+                <w:sz w:val="18"/>
+                <w:szCs w:val="18"/>
+              </w:rPr>
+              <w:t>(N) after fixed-point quantization</w:t>
+            </w:r>
+          </w:p>
+        </w:tc>
+      </w:tr>
+      <w:tr>
+        <w:tblPrEx>
+          <w:tblCellMar>
+            <w:top w:w="0" w:type="dxa"/>
+            <w:bottom w:w="0" w:type="dxa"/>
+          </w:tblCellMar>
+        </w:tblPrEx>
+        <w:tc>
+          <w:tcPr>
+            <w:tcW w:w="2082" w:type="dxa"/>
+            <w:tcBorders>
+              <w:top w:val="single" w:sz="4" w:space="0" w:color="BFBFBF"/>
+              <w:left w:val="single" w:sz="4" w:space="0" w:color="BFBFBF"/>
+              <w:bottom w:val="single" w:sz="4" w:space="0" w:color="BFBFBF"/>
+              <w:right w:val="single" w:sz="4" w:space="0" w:color="BFBFBF"/>
+            </w:tcBorders>
+            <w:tcMar>
+              <w:top w:w="60" w:type="dxa"/>
+              <w:left w:w="100" w:type="dxa"/>
+              <w:bottom w:w="60" w:type="dxa"/>
+              <w:right w:w="100" w:type="dxa"/>
+            </w:tcMar>
+          </w:tcPr>
+          <w:p>
+            <w:r>
+              <w:t>preamble_channel.txt</w:t>
+            </w:r>
+          </w:p>
+        </w:tc>
+        <w:tc>
+          <w:tcPr>
+            <w:tcW w:w="7273" w:type="dxa"/>
+            <w:tcBorders>
+              <w:top w:val="single" w:sz="4" w:space="0" w:color="BFBFBF"/>
+              <w:left w:val="single" w:sz="4" w:space="0" w:color="BFBFBF"/>
+              <w:bottom w:val="single" w:sz="4" w:space="0" w:color="BFBFBF"/>
+              <w:right w:val="single" w:sz="4" w:space="0" w:color="BFBFBF"/>
+            </w:tcBorders>
+            <w:tcMar>
+              <w:top w:w="60" w:type="dxa"/>
+              <w:left w:w="100" w:type="dxa"/>
+              <w:bottom w:w="60" w:type="dxa"/>
+              <w:right w:w="100" w:type="dxa"/>
+            </w:tcMar>
+          </w:tcPr>
+          <w:p>
+            <w:r>
+              <w:rPr>
+                <w:sz w:val="18"/>
+                <w:szCs w:val="18"/>
+              </w:rPr>
+              <w:t>same for channel preamble</w:t>
+            </w:r>
+          </w:p>
+        </w:tc>
+      </w:tr>
+      <w:tr>
+        <w:tblPrEx>
+          <w:tblCellMar>
+            <w:top w:w="0" w:type="dxa"/>
+            <w:bottom w:w="0" w:type="dxa"/>
+          </w:tblCellMar>
+        </w:tblPrEx>
+        <w:tc>
+          <w:tcPr>
+            <w:tcW w:w="2082" w:type="dxa"/>
+            <w:tcBorders>
+              <w:top w:val="single" w:sz="4" w:space="0" w:color="BFBFBF"/>
+              <w:left w:val="single" w:sz="4" w:space="0" w:color="BFBFBF"/>
+              <w:bottom w:val="single" w:sz="4" w:space="0" w:color="BFBFBF"/>
+              <w:right w:val="single" w:sz="4" w:space="0" w:color="BFBFBF"/>
+            </w:tcBorders>
+            <w:tcMar>
+              <w:top w:w="60" w:type="dxa"/>
+              <w:left w:w="100" w:type="dxa"/>
+              <w:bottom w:w="60" w:type="dxa"/>
+              <w:right w:w="100" w:type="dxa"/>
+            </w:tcMar>
+          </w:tcPr>
+          <w:p>
+            <w:r>
+              <w:rPr>
+                <w:sz w:val="18"/>
+                <w:szCs w:val="18"/>
+              </w:rPr>
+              <w:t>data_symbols.txt</w:t>
+            </w:r>
+          </w:p>
+        </w:tc>
+        <w:tc>
+          <w:tcPr>
+            <w:tcW w:w="7273" w:type="dxa"/>
+            <w:tcBorders>
+              <w:top w:val="single" w:sz="4" w:space="0" w:color="BFBFBF"/>
+              <w:left w:val="single" w:sz="4" w:space="0" w:color="BFBFBF"/>
+              <w:bottom w:val="single" w:sz="4" w:space="0" w:color="BFBFBF"/>
+              <w:right w:val="single" w:sz="4" w:space="0" w:color="BFBFBF"/>
+            </w:tcBorders>
+            <w:tcMar>
+              <w:top w:w="60" w:type="dxa"/>
+              <w:left w:w="100" w:type="dxa"/>
+              <w:bottom w:w="60" w:type="dxa"/>
+              <w:right w:w="100" w:type="dxa"/>
+            </w:tcMar>
+          </w:tcPr>
+          <w:p>
+            <w:r>
+              <w:rPr>
+                <w:sz w:val="18"/>
+                <w:szCs w:val="18"/>
+              </w:rPr>
+              <w:t>the 16 × 64 QPSK data symbols, fixed-point</w:t>
+            </w:r>
+          </w:p>
+        </w:tc>
+      </w:tr>
+      <w:tr>
+        <w:tblPrEx>
+          <w:tblCellMar>
+            <w:top w:w="0" w:type="dxa"/>
+            <w:bottom w:w="0" w:type="dxa"/>
+          </w:tblCellMar>
+        </w:tblPrEx>
+        <w:tc>
+          <w:tcPr>
+            <w:tcW w:w="2082" w:type="dxa"/>
+            <w:tcBorders>
+              <w:top w:val="single" w:sz="4" w:space="0" w:color="BFBFBF"/>
+              <w:left w:val="single" w:sz="4" w:space="0" w:color="BFBFBF"/>
+              <w:bottom w:val="single" w:sz="4" w:space="0" w:color="BFBFBF"/>
+              <w:right w:val="single" w:sz="4" w:space="0" w:color="BFBFBF"/>
+            </w:tcBorders>
+            <w:tcMar>
+              <w:top w:w="60" w:type="dxa"/>
+              <w:left w:w="100" w:type="dxa"/>
+              <w:bottom w:w="60" w:type="dxa"/>
+              <w:right w:w="100" w:type="dxa"/>
+            </w:tcMar>
+          </w:tcPr>
+          <w:p>
+            <w:r>
+              <w:t>frame_freq.txt</w:t>
+            </w:r>
+          </w:p>
+        </w:tc>
+        <w:tc>
+          <w:tcPr>
+            <w:tcW w:w="7273" w:type="dxa"/>
+            <w:tcBorders>
+              <w:top w:val="single" w:sz="4" w:space="0" w:color="BFBFBF"/>
+              <w:left w:val="single" w:sz="4" w:space="0" w:color="BFBFBF"/>
+              <w:bottom w:val="single" w:sz="4" w:space="0" w:color="BFBFBF"/>
+              <w:right w:val="single" w:sz="4" w:space="0" w:color="BFBFBF"/>
+            </w:tcBorders>
+            <w:tcMar>
+              <w:top w:w="60" w:type="dxa"/>
+              <w:left w:w="100" w:type="dxa"/>
+              <w:bottom w:w="60" w:type="dxa"/>
+              <w:right w:w="100" w:type="dxa"/>
+            </w:tcMar>
+          </w:tcPr>
+          <w:p>
+            <w:r>
+              <w:rPr>
+                <w:sz w:val="18"/>
+                <w:szCs w:val="18"/>
+              </w:rPr>
+              <w:t>the assembled 18 × 64 frequency-domain frame</w:t>
+            </w:r>
+          </w:p>
+        </w:tc>
+      </w:tr>
+      <w:tr>
+        <w:tblPrEx>
+          <w:tblCellMar>
+            <w:top w:w="0" w:type="dxa"/>
+            <w:bottom w:w="0" w:type="dxa"/>
+          </w:tblCellMar>
+        </w:tblPrEx>
+        <w:tc>
+          <w:tcPr>
+            <w:tcW w:w="2082" w:type="dxa"/>
+            <w:tcBorders>
+              <w:top w:val="single" w:sz="4" w:space="0" w:color="BFBFBF"/>
+              <w:left w:val="single" w:sz="4" w:space="0" w:color="BFBFBF"/>
+              <w:bottom w:val="single" w:sz="4" w:space="0" w:color="BFBFBF"/>
+              <w:right w:val="single" w:sz="4" w:space="0" w:color="BFBFBF"/>
+            </w:tcBorders>
+            <w:tcMar>
+              <w:top w:w="60" w:type="dxa"/>
+              <w:left w:w="100" w:type="dxa"/>
+              <w:bottom w:w="60" w:type="dxa"/>
+              <w:right w:w="100" w:type="dxa"/>
+            </w:tcMar>
+          </w:tcPr>
+          <w:p>
+            <w:r>
+              <w:rPr>
+                <w:sz w:val="18"/>
+                <w:szCs w:val="18"/>
+              </w:rPr>
+              <w:t>frame_time.txt</w:t>
+            </w:r>
+          </w:p>
+        </w:tc>
+        <w:tc>
+          <w:tcPr>
+            <w:tcW w:w="7273" w:type="dxa"/>
+            <w:tcBorders>
+              <w:top w:val="single" w:sz="4" w:space="0" w:color="BFBFBF"/>
+              <w:left w:val="single" w:sz="4" w:space="0" w:color="BFBFBF"/>
+              <w:bottom w:val="single" w:sz="4" w:space="0" w:color="BFBFBF"/>
+              <w:right w:val="single" w:sz="4" w:space="0" w:color="BFBFBF"/>
+            </w:tcBorders>
+            <w:tcMar>
+              <w:top w:w="60" w:type="dxa"/>
+              <w:left w:w="100" w:type="dxa"/>
+              <w:bottom w:w="60" w:type="dxa"/>
+              <w:right w:w="100" w:type="dxa"/>
+            </w:tcMar>
+          </w:tcPr>
+          <w:p>
+            <w:r>
+              <w:rPr>
+                <w:sz w:val="18"/>
+                <w:szCs w:val="18"/>
+              </w:rPr>
+              <w:t>after IFFT, the 18 × 64 time-domain blocks (W=16, F=13)</w:t>
+            </w:r>
+          </w:p>
+        </w:tc>
+      </w:tr>
+      <w:tr>
+        <w:tblPrEx>
+          <w:tblCellMar>
+            <w:top w:w="0" w:type="dxa"/>
+            <w:bottom w:w="0" w:type="dxa"/>
+          </w:tblCellMar>
+        </w:tblPrEx>
+        <w:tc>
+          <w:tcPr>
+            <w:tcW w:w="2082" w:type="dxa"/>
+            <w:tcBorders>
+              <w:top w:val="single" w:sz="4" w:space="0" w:color="BFBFBF"/>
+              <w:left w:val="single" w:sz="4" w:space="0" w:color="BFBFBF"/>
+              <w:bottom w:val="single" w:sz="4" w:space="0" w:color="BFBFBF"/>
+              <w:right w:val="single" w:sz="4" w:space="0" w:color="BFBFBF"/>
+            </w:tcBorders>
+            <w:tcMar>
+              <w:top w:w="60" w:type="dxa"/>
+              <w:left w:w="100" w:type="dxa"/>
+              <w:bottom w:w="60" w:type="dxa"/>
+              <w:right w:w="100" w:type="dxa"/>
+            </w:tcMar>
+          </w:tcPr>
+          <w:p>
+            <w:r>
+              <w:rPr>
+                <w:sz w:val="18"/>
+                <w:szCs w:val="18"/>
+              </w:rPr>
+              <w:t>frame_with_cp.txt</w:t>
+            </w:r>
+          </w:p>
+        </w:tc>
+        <w:tc>
+          <w:tcPr>
+            <w:tcW w:w="7273" w:type="dxa"/>
+            <w:tcBorders>
+              <w:top w:val="single" w:sz="4" w:space="0" w:color="BFBFBF"/>
+              <w:left w:val="single" w:sz="4" w:space="0" w:color="BFBFBF"/>
+              <w:bottom w:val="single" w:sz="4" w:space="0" w:color="BFBFBF"/>
+              <w:right w:val="single" w:sz="4" w:space="0" w:color="BFBFBF"/>
+            </w:tcBorders>
+            <w:tcMar>
+              <w:top w:w="60" w:type="dxa"/>
+              <w:left w:w="100" w:type="dxa"/>
+              <w:bottom w:w="60" w:type="dxa"/>
+              <w:right w:w="100" w:type="dxa"/>
+            </w:tcMar>
+          </w:tcPr>
+          <w:p>
+            <w:r>
+              <w:rPr>
+                <w:sz w:val="18"/>
+                <w:szCs w:val="18"/>
+              </w:rPr>
+              <w:t>after CP prepending, 18 × 80</w:t>
+            </w:r>
+          </w:p>
+        </w:tc>
+      </w:tr>
+      <w:tr>
+        <w:tblPrEx>
+          <w:tblCellMar>
+            <w:top w:w="0" w:type="dxa"/>
+            <w:bottom w:w="0" w:type="dxa"/>
+          </w:tblCellMar>
+        </w:tblPrEx>
+        <w:tc>
+          <w:tcPr>
+            <w:tcW w:w="2082" w:type="dxa"/>
+            <w:tcBorders>
+              <w:top w:val="single" w:sz="4" w:space="0" w:color="BFBFBF"/>
+              <w:left w:val="single" w:sz="4" w:space="0" w:color="BFBFBF"/>
+              <w:bottom w:val="single" w:sz="4" w:space="0" w:color="BFBFBF"/>
+              <w:right w:val="single" w:sz="4" w:space="0" w:color="BFBFBF"/>
+            </w:tcBorders>
+            <w:tcMar>
+              <w:top w:w="60" w:type="dxa"/>
+              <w:left w:w="100" w:type="dxa"/>
+              <w:bottom w:w="60" w:type="dxa"/>
+              <w:right w:w="100" w:type="dxa"/>
+            </w:tcMar>
+          </w:tcPr>
+          <w:p>
+            <w:pPr>
+              <w:rPr>
+                <w:sz w:val="18"/>
+                <w:szCs w:val="18"/>
+              </w:rPr>
+            </w:pPr>
+            <w:r>
+              <w:rPr>
+                <w:sz w:val="18"/>
+                <w:szCs w:val="18"/>
+              </w:rPr>
+              <w:t>signal.txt</w:t>
+            </w:r>
+          </w:p>
+        </w:tc>
+        <w:tc>
+          <w:tcPr>
+            <w:tcW w:w="7273" w:type="dxa"/>
+            <w:tcBorders>
+              <w:top w:val="single" w:sz="4" w:space="0" w:color="BFBFBF"/>
+              <w:left w:val="single" w:sz="4" w:space="0" w:color="BFBFBF"/>
+              <w:bottom w:val="single" w:sz="4" w:space="0" w:color="BFBFBF"/>
+              <w:right w:val="single" w:sz="4" w:space="0" w:color="BFBFBF"/>
+            </w:tcBorders>
+            <w:tcMar>
+              <w:top w:w="60" w:type="dxa"/>
+              <w:left w:w="100" w:type="dxa"/>
+              <w:bottom w:w="60" w:type="dxa"/>
+              <w:right w:w="100" w:type="dxa"/>
+            </w:tcMar>
+          </w:tcPr>
+          <w:p>
+            <w:pPr>
+              <w:rPr>
+                <w:sz w:val="18"/>
+                <w:szCs w:val="18"/>
+              </w:rPr>
+            </w:pPr>
+            <w:r>
+              <w:rPr>
+                <w:sz w:val="18"/>
+                <w:szCs w:val="18"/>
+              </w:rPr>
+              <w:t xml:space="preserve">flattened, normalized, fixed-point — </w:t>
+            </w:r>
+            <w:r>
+              <w:rPr>
+                <w:b/>
+                <w:bCs/>
+                <w:sz w:val="18"/>
+                <w:szCs w:val="18"/>
+              </w:rPr>
+              <w:t>the 1440 samples that should come out of UART</w:t>
+            </w:r>
+          </w:p>
+        </w:tc>
+      </w:tr>
+    </w:tbl>
+    <w:p>
+      <w:pPr>
+        <w:pStyle w:val="Heading2"/>
+        <w:rPr>
+          <w:b w:val="0"/>
+          <w:bCs w:val="0"/>
+          <w:color w:val="auto"/>
+          <w:sz w:val="21"/>
+          <w:szCs w:val="21"/>
+        </w:rPr>
+      </w:pPr>
+      <w:r>
+        <w:rPr>
+          <w:b w:val="0"/>
+          <w:bCs w:val="0"/>
+          <w:color w:val="auto"/>
+          <w:sz w:val="21"/>
+          <w:szCs w:val="21"/>
+        </w:rPr>
+        <w:t xml:space="preserve">File </w:t>
+      </w:r>
+      <w:r>
+        <w:rPr>
+          <w:b w:val="0"/>
+          <w:bCs w:val="0"/>
+          <w:color w:val="auto"/>
+          <w:sz w:val="21"/>
+          <w:szCs w:val="21"/>
+        </w:rPr>
+        <w:t xml:space="preserve">Format: one complex sample per line, two hex values separated by </w:t>
+      </w:r>
+      <w:proofErr w:type="gramStart"/>
+      <w:r>
+        <w:rPr>
+          <w:b w:val="0"/>
+          <w:bCs w:val="0"/>
+          <w:color w:val="auto"/>
+          <w:sz w:val="21"/>
+          <w:szCs w:val="21"/>
+        </w:rPr>
+        <w:t>a space</w:t>
+      </w:r>
+      <w:proofErr w:type="gramEnd"/>
+      <w:r>
+        <w:rPr>
+          <w:b w:val="0"/>
+          <w:bCs w:val="0"/>
+          <w:color w:val="auto"/>
+          <w:sz w:val="21"/>
+          <w:szCs w:val="21"/>
+        </w:rPr>
+        <w:t>. For W=16 these are 4-character hex (two's complement):</w:t>
+      </w:r>
+    </w:p>
+    <w:p>
+      <w:pPr>
+        <w:shd w:val="clear" w:color="auto" w:fill="F2F2F2"/>
+        <w:spacing w:after="20"/>
+        <w:rPr>
+          <w:rFonts w:ascii="Consolas" w:eastAsia="Consolas" w:hAnsi="Consolas" w:cs="Consolas"/>
+          <w:sz w:val="17"/>
+          <w:szCs w:val="17"/>
+        </w:rPr>
+      </w:pPr>
+      <w:r>
+        <w:rPr>
+          <w:rFonts w:ascii="Consolas" w:eastAsia="Consolas" w:hAnsi="Consolas" w:cs="Consolas"/>
+          <w:sz w:val="17"/>
+          <w:szCs w:val="17"/>
+        </w:rPr>
+        <w:t>1A2F E891</w:t>
+      </w:r>
+    </w:p>
+    <w:p>
+      <w:pPr>
+        <w:shd w:val="clear" w:color="auto" w:fill="F2F2F2"/>
+        <w:spacing w:after="20"/>
+        <w:rPr>
+          <w:rFonts w:ascii="Consolas" w:eastAsia="Consolas" w:hAnsi="Consolas" w:cs="Consolas"/>
+          <w:sz w:val="17"/>
+          <w:szCs w:val="17"/>
+        </w:rPr>
+      </w:pPr>
+      <w:r>
+        <w:rPr>
+          <w:rFonts w:ascii="Consolas" w:eastAsia="Consolas" w:hAnsi="Consolas" w:cs="Consolas"/>
+          <w:sz w:val="17"/>
+          <w:szCs w:val="17"/>
+        </w:rPr>
+        <w:t>0C30 F2A4</w:t>
+      </w:r>
+    </w:p>
+    <w:p>
+      <w:pPr>
+        <w:shd w:val="clear" w:color="auto" w:fill="F2F2F2"/>
+        <w:spacing w:after="20"/>
+        <w:rPr>
+          <w:rFonts w:ascii="Consolas" w:eastAsia="Consolas" w:hAnsi="Consolas" w:cs="Consolas"/>
+          <w:sz w:val="17"/>
+          <w:szCs w:val="17"/>
+        </w:rPr>
+      </w:pPr>
+      <w:r>
+        <w:rPr>
+          <w:rFonts w:ascii="Consolas" w:eastAsia="Consolas" w:hAnsi="Consolas" w:cs="Consolas"/>
+          <w:sz w:val="17"/>
+          <w:szCs w:val="17"/>
+        </w:rPr>
+        <w:t>...</w:t>
+      </w:r>
+    </w:p>
+    <w:p>
+      <w:pPr>
+        <w:pStyle w:val="Heading1"/>
+        <w:rPr>
+          <w:b w:val="0"/>
+          <w:bCs w:val="0"/>
+          <w:color w:val="000000" w:themeColor="text1"/>
+          <w:sz w:val="21"/>
+          <w:szCs w:val="21"/>
+        </w:rPr>
+      </w:pPr>
+      <w:r>
+        <w:rPr>
+          <w:b w:val="0"/>
+          <w:bCs w:val="0"/>
+          <w:color w:val="000000" w:themeColor="text1"/>
+          <w:sz w:val="21"/>
+          <w:szCs w:val="21"/>
+        </w:rPr>
+        <w:t>Fixed point to hex -&gt; if positive convert integer to binary else convert to binary &amp; 0xFFFF</w:t>
+      </w:r>
+    </w:p>
+    <w:p>
+      <w:pPr>
+        <w:shd w:val="clear" w:color="auto" w:fill="F2F2F2"/>
+        <w:spacing w:after="20"/>
+        <w:rPr>
+          <w:rFonts w:ascii="Consolas" w:eastAsia="Consolas" w:hAnsi="Consolas" w:cs="Consolas"/>
+          <w:sz w:val="17"/>
+          <w:szCs w:val="17"/>
+        </w:rPr>
+      </w:pPr>
+      <w:r>
+        <w:rPr>
+          <w:rFonts w:ascii="Consolas" w:eastAsia="Consolas" w:hAnsi="Consolas" w:cs="Consolas"/>
+          <w:sz w:val="17"/>
+          <w:szCs w:val="17"/>
+        </w:rPr>
+        <w:t xml:space="preserve">Python </w:t>
+      </w:r>
+      <w:proofErr w:type="spellStart"/>
+      <w:r>
+        <w:rPr>
+          <w:rFonts w:ascii="Consolas" w:eastAsia="Consolas" w:hAnsi="Consolas" w:cs="Consolas"/>
+          <w:sz w:val="17"/>
+          <w:szCs w:val="17"/>
+        </w:rPr>
+        <w:t>Refrence</w:t>
+      </w:r>
+      <w:proofErr w:type="spellEnd"/>
+    </w:p>
+    <w:p>
+      <w:pPr>
+        <w:shd w:val="clear" w:color="auto" w:fill="F2F2F2"/>
+        <w:spacing w:after="20"/>
+        <w:rPr>
+          <w:rFonts w:ascii="Consolas" w:eastAsia="Consolas" w:hAnsi="Consolas" w:cs="Consolas"/>
+          <w:sz w:val="17"/>
+          <w:szCs w:val="17"/>
+        </w:rPr>
+      </w:pPr>
+      <w:r>
+        <w:rPr>
+          <w:rFonts w:ascii="Consolas" w:eastAsia="Consolas" w:hAnsi="Consolas" w:cs="Consolas"/>
+          <w:sz w:val="17"/>
+          <w:szCs w:val="17"/>
+        </w:rPr>
+        <w:t>x — format as hexadecimal (lowercase). This is the conversion type. 5793 → 16a1.</w:t>
+      </w:r>
+    </w:p>
+    <w:p>
+      <w:pPr>
+        <w:shd w:val="clear" w:color="auto" w:fill="F2F2F2"/>
+        <w:spacing w:after="20"/>
+        <w:rPr>
+          <w:rFonts w:ascii="Consolas" w:eastAsia="Consolas" w:hAnsi="Consolas" w:cs="Consolas"/>
+          <w:sz w:val="17"/>
+          <w:szCs w:val="17"/>
+        </w:rPr>
+      </w:pPr>
+      <w:r>
+        <w:rPr>
+          <w:rFonts w:ascii="Consolas" w:eastAsia="Consolas" w:hAnsi="Consolas" w:cs="Consolas"/>
+          <w:sz w:val="17"/>
+          <w:szCs w:val="17"/>
+        </w:rPr>
+        <w:t>4 — the minimum field width: pad the result to at least 4 characters.</w:t>
+      </w:r>
+    </w:p>
+    <w:p>
+      <w:pPr>
+        <w:shd w:val="clear" w:color="auto" w:fill="F2F2F2"/>
+        <w:spacing w:after="20"/>
+        <w:rPr>
+          <w:rFonts w:ascii="Consolas" w:eastAsia="Consolas" w:hAnsi="Consolas" w:cs="Consolas"/>
+          <w:sz w:val="17"/>
+          <w:szCs w:val="17"/>
+        </w:rPr>
+      </w:pPr>
+      <w:r>
+        <w:rPr>
+          <w:rFonts w:ascii="Consolas" w:eastAsia="Consolas" w:hAnsi="Consolas" w:cs="Consolas"/>
+          <w:sz w:val="17"/>
+          <w:szCs w:val="17"/>
+        </w:rPr>
+        <w:lastRenderedPageBreak/>
+        <w:t>0 — the padding character is zero (not space). So short values get leading zeros.</w:t>
+      </w:r>
+    </w:p>
+    <w:p>
+      <w:pPr>
+        <w:pStyle w:val="Heading1"/>
+        <w:rPr>
+          <w:b w:val="0"/>
+          <w:bCs w:val="0"/>
+          <w:color w:val="000000" w:themeColor="text1"/>
+          <w:sz w:val="21"/>
+          <w:szCs w:val="21"/>
+        </w:rPr>
+      </w:pPr>
+      <w:r>
+        <w:rPr>
+          <w:b w:val="0"/>
+          <w:bCs w:val="0"/>
+          <w:color w:val="000000" w:themeColor="text1"/>
+          <w:sz w:val="21"/>
+          <w:szCs w:val="21"/>
+        </w:rPr>
+        <w:t xml:space="preserve">Hex to fixed point </w:t>
+      </w:r>
+      <w:r>
+        <w:rPr>
+          <w:b w:val="0"/>
+          <w:bCs w:val="0"/>
+          <w:color w:val="000000" w:themeColor="text1"/>
+          <w:sz w:val="21"/>
+          <w:szCs w:val="21"/>
+        </w:rPr>
+        <w:t xml:space="preserve">mask = (1 &lt;&lt; W) - 1 # W ones: W=16 -&gt; 0xFFFF digits = (W + 3) // 4 # hex digits needed: 16 bits -&gt; 4 digits return </w:t>
+      </w:r>
+      <w:proofErr w:type="gramStart"/>
+      <w:r>
+        <w:rPr>
+          <w:b w:val="0"/>
+          <w:bCs w:val="0"/>
+          <w:color w:val="000000" w:themeColor="text1"/>
+          <w:sz w:val="21"/>
+          <w:szCs w:val="21"/>
+        </w:rPr>
+        <w:t>format(</w:t>
+      </w:r>
+      <w:proofErr w:type="gramEnd"/>
+      <w:r>
+        <w:rPr>
+          <w:b w:val="0"/>
+          <w:bCs w:val="0"/>
+          <w:color w:val="000000" w:themeColor="text1"/>
+          <w:sz w:val="21"/>
+          <w:szCs w:val="21"/>
+        </w:rPr>
+        <w:t>value &amp; mask, f'0{digits}x')</w:t>
+      </w:r>
+    </w:p>
+    <w:p>
+      <w:pPr>
+        <w:pStyle w:val="Heading1"/>
+      </w:pPr>
+      <w:r>
+        <w:t>8</w:t>
+      </w:r>
+      <w:r>
+        <w:t>. Bug Ledger (what failed, why, and the rule that prevents it)</w:t>
       </w:r>
     </w:p>
     <w:p>
@@ -6148,7 +7132,14 @@
                 <w:sz w:val="18"/>
                 <w:szCs w:val="18"/>
               </w:rPr>
-              <w:t>7.1</w:t>
+              <w:t>8</w:t>
+            </w:r>
+            <w:r>
+              <w:rPr>
+                <w:sz w:val="18"/>
+                <w:szCs w:val="18"/>
+              </w:rPr>
+              <w:t>.1</w:t>
             </w:r>
           </w:p>
         </w:tc>
@@ -6311,7 +7302,14 @@
                 <w:sz w:val="18"/>
                 <w:szCs w:val="18"/>
               </w:rPr>
-              <w:t>7.2</w:t>
+              <w:t>8</w:t>
+            </w:r>
+            <w:r>
+              <w:rPr>
+                <w:sz w:val="18"/>
+                <w:szCs w:val="18"/>
+              </w:rPr>
+              <w:t>.2</w:t>
             </w:r>
           </w:p>
         </w:tc>
@@ -6465,7 +7463,14 @@
                 <w:sz w:val="18"/>
                 <w:szCs w:val="18"/>
               </w:rPr>
-              <w:t>7.3</w:t>
+              <w:t>8</w:t>
+            </w:r>
+            <w:r>
+              <w:rPr>
+                <w:sz w:val="18"/>
+                <w:szCs w:val="18"/>
+              </w:rPr>
+              <w:t>.3</w:t>
             </w:r>
           </w:p>
         </w:tc>
@@ -6603,7 +7608,14 @@
                 <w:sz w:val="18"/>
                 <w:szCs w:val="18"/>
               </w:rPr>
-              <w:t>7.4</w:t>
+              <w:t>8</w:t>
+            </w:r>
+            <w:r>
+              <w:rPr>
+                <w:sz w:val="18"/>
+                <w:szCs w:val="18"/>
+              </w:rPr>
+              <w:t>.4</w:t>
             </w:r>
           </w:p>
         </w:tc>
@@ -6750,7 +7762,14 @@
                 <w:sz w:val="18"/>
                 <w:szCs w:val="18"/>
               </w:rPr>
-              <w:t>7.5</w:t>
+              <w:t>8</w:t>
+            </w:r>
+            <w:r>
+              <w:rPr>
+                <w:sz w:val="18"/>
+                <w:szCs w:val="18"/>
+              </w:rPr>
+              <w:t>.5</w:t>
             </w:r>
           </w:p>
         </w:tc>
@@ -6913,7 +7932,14 @@
                 <w:sz w:val="18"/>
                 <w:szCs w:val="18"/>
               </w:rPr>
-              <w:t>7.6</w:t>
+              <w:t>8</w:t>
+            </w:r>
+            <w:r>
+              <w:rPr>
+                <w:sz w:val="18"/>
+                <w:szCs w:val="18"/>
+              </w:rPr>
+              <w:t>.6</w:t>
             </w:r>
           </w:p>
         </w:tc>
@@ -7099,7 +8125,14 @@
                 <w:sz w:val="18"/>
                 <w:szCs w:val="18"/>
               </w:rPr>
-              <w:t>7.7</w:t>
+              <w:t>8</w:t>
+            </w:r>
+            <w:r>
+              <w:rPr>
+                <w:sz w:val="18"/>
+                <w:szCs w:val="18"/>
+              </w:rPr>
+              <w:t>.7</w:t>
             </w:r>
           </w:p>
         </w:tc>
@@ -7271,7 +8304,14 @@
                 <w:sz w:val="18"/>
                 <w:szCs w:val="18"/>
               </w:rPr>
-              <w:t>7.8</w:t>
+              <w:t>8</w:t>
+            </w:r>
+            <w:r>
+              <w:rPr>
+                <w:sz w:val="18"/>
+                <w:szCs w:val="18"/>
+              </w:rPr>
+              <w:t>.8</w:t>
             </w:r>
           </w:p>
         </w:tc>
@@ -7409,7 +8449,14 @@
                 <w:sz w:val="18"/>
                 <w:szCs w:val="18"/>
               </w:rPr>
-              <w:t>7.9</w:t>
+              <w:t>8</w:t>
+            </w:r>
+            <w:r>
+              <w:rPr>
+                <w:sz w:val="18"/>
+                <w:szCs w:val="18"/>
+              </w:rPr>
+              <w:t>.9</w:t>
             </w:r>
           </w:p>
         </w:tc>
@@ -7532,8 +8579,10 @@
         <w:pStyle w:val="Heading1"/>
       </w:pPr>
       <w:r>
-        <w:lastRenderedPageBreak/>
-        <w:t>8. Extension Points (how to build on this)</w:t>
+        <w:t>9</w:t>
+      </w:r>
+      <w:r>
+        <w:t>. Extension Points (how to build on this)</w:t>
       </w:r>
     </w:p>
     <w:p>
@@ -7541,7 +8590,10 @@
         <w:pStyle w:val="Heading2"/>
       </w:pPr>
       <w:r>
-        <w:t>8.1 Radar Path (next, in progress)</w:t>
+        <w:t>9</w:t>
+      </w:r>
+      <w:r>
+        <w:t>.1 Radar Path (next, in progress)</w:t>
       </w:r>
     </w:p>
     <w:p>
@@ -7659,6 +8711,7 @@
           <w:sz w:val="17"/>
           <w:szCs w:val="17"/>
         </w:rPr>
+        <w:lastRenderedPageBreak/>
         <w:t xml:space="preserve"># </w:t>
       </w:r>
       <w:proofErr w:type="gramStart"/>
@@ -7997,7 +9050,10 @@
         <w:pStyle w:val="Heading2"/>
       </w:pPr>
       <w:r>
-        <w:t>8.2 CFO Correction (closes the 2% BER gap)</w:t>
+        <w:t>9</w:t>
+      </w:r>
+      <w:r>
+        <w:t>.2 CFO Correction (closes the 2% BER gap)</w:t>
       </w:r>
     </w:p>
     <w:p>
@@ -8163,7 +9219,10 @@
         <w:pStyle w:val="Heading2"/>
       </w:pPr>
       <w:r>
-        <w:t>8.3 Recursive Schmidl-Cox (required before HDL)</w:t>
+        <w:t>9</w:t>
+      </w:r>
+      <w:r>
+        <w:t>.3 Recursive Schmidl-Cox (required before HDL)</w:t>
       </w:r>
     </w:p>
     <w:p>
@@ -8349,7 +9408,10 @@
         <w:pStyle w:val="Heading2"/>
       </w:pPr>
       <w:r>
-        <w:t>8.4 Wideband RF Front-End</w:t>
+        <w:t>9</w:t>
+      </w:r>
+      <w:r>
+        <w:t>.4 Wideband RF Front-End</w:t>
       </w:r>
     </w:p>
     <w:p>
@@ -8381,7 +9443,10 @@
         <w:pStyle w:val="Heading2"/>
       </w:pPr>
       <w:r>
-        <w:t>8.5 ML Hooks (far future, but shapes interfaces now)</w:t>
+        <w:t>9</w:t>
+      </w:r>
+      <w:r>
+        <w:t>.5 ML Hooks (far future, but shapes interfaces now)</w:t>
       </w:r>
     </w:p>
     <w:p>
@@ -8413,7 +9478,6 @@
         </w:numPr>
       </w:pPr>
       <w:r>
-        <w:lastRenderedPageBreak/>
         <w:t>Data generation = the existing simulation chain in a loop with randomized target parameters plus labels. Build it as a generator, not a script.</w:t>
       </w:r>
     </w:p>
@@ -8442,7 +9506,10 @@
         <w:pStyle w:val="Heading2"/>
       </w:pPr>
       <w:r>
-        <w:t>8.6 HDL Block Order (when the FPGA phase starts)</w:t>
+        <w:t>9</w:t>
+      </w:r>
+      <w:r>
+        <w:t>.6 HDL Block Order (when the FPGA phase starts)</w:t>
       </w:r>
     </w:p>
     <w:p>
@@ -8450,6 +9517,7 @@
         <w:spacing w:after="120"/>
       </w:pPr>
       <w:r>
+        <w:lastRenderedPageBreak/>
         <w:t>Smallest-first, each diffed against the Python golden model at W=16/F=13: mapper/</w:t>
       </w:r>
       <w:proofErr w:type="spellStart"/>
@@ -8474,7 +9542,10 @@
         <w:pStyle w:val="Heading1"/>
       </w:pPr>
       <w:r>
-        <w:t>9. Reproducibility Checklist</w:t>
+        <w:t>10</w:t>
+      </w:r>
+      <w:r>
+        <w:t>. Reproducibility Checklist</w:t>
       </w:r>
     </w:p>
     <w:p>
@@ -8583,7 +9654,13 @@
         <w:pStyle w:val="Heading1"/>
       </w:pPr>
       <w:r>
-        <w:t>10. Glossary</w:t>
+        <w:t>1</w:t>
+      </w:r>
+      <w:r>
+        <w:t>1</w:t>
+      </w:r>
+      <w:r>
+        <w:t>. Glossary</w:t>
       </w:r>
     </w:p>
     <w:tbl>
